--- a/Assessment Task One V.1.1_2025(2).docx
+++ b/Assessment Task One V.1.1_2025(2).docx
@@ -3125,15 +3125,7 @@
               <w:t xml:space="preserve"> product and allows the people of the company to help with getting their problems solved. </w:t>
             </w:r>
             <w:r>
-              <w:t xml:space="preserve">It will likely take time for the consultation with the client to </w:t>
-            </w:r>
-            <w:proofErr w:type="gramStart"/>
-            <w:r>
-              <w:t>occur</w:t>
-            </w:r>
-            <w:proofErr w:type="gramEnd"/>
-            <w:r>
-              <w:t xml:space="preserve"> and they may end up not going with the company, and the company will need to </w:t>
+              <w:t xml:space="preserve">It will likely take time for the consultation with the client to occur and they may end up not going with the company, and the company will need to </w:t>
             </w:r>
             <w:r>
               <w:t>have personnel to do the consultation which will cost the company more money.</w:t>
@@ -3626,15 +3618,7 @@
           </w:tcPr>
           <w:p>
             <w:r>
-              <w:t xml:space="preserve">A linear prototyping method </w:t>
-            </w:r>
-            <w:proofErr w:type="gramStart"/>
-            <w:r>
-              <w:t>similar to</w:t>
-            </w:r>
-            <w:proofErr w:type="gramEnd"/>
-            <w:r>
-              <w:t xml:space="preserve"> iterative that focuses on developing prototypes, driven by risk mitigation.</w:t>
+              <w:t>A linear prototyping method similar to iterative that focuses on developing prototypes, driven by risk mitigation.</w:t>
             </w:r>
           </w:p>
         </w:tc>
@@ -3973,17 +3957,7 @@
               <w:t>of Buying and maintaining the products</w:t>
             </w:r>
             <w:r>
-              <w:t xml:space="preserve">, whether </w:t>
-            </w:r>
-            <w:proofErr w:type="spellStart"/>
-            <w:proofErr w:type="gramStart"/>
-            <w:r>
-              <w:t>its</w:t>
-            </w:r>
-            <w:proofErr w:type="spellEnd"/>
-            <w:proofErr w:type="gramEnd"/>
-            <w:r>
-              <w:t xml:space="preserve"> better to rent if you only need a product for a short while or buying for long term use is more beneficial.</w:t>
+              <w:t>, whether its better to rent if you only need a product for a short while or buying for long term use is more beneficial.</w:t>
             </w:r>
           </w:p>
           <w:p>
@@ -6002,7 +5976,11 @@
           <w:tcPr>
             <w:tcW w:w="7648" w:type="dxa"/>
           </w:tcPr>
-          <w:p/>
+          <w:p>
+            <w:r>
+              <w:t xml:space="preserve">An access process that doesn’t follow a set method of data retrieval. </w:t>
+            </w:r>
+          </w:p>
         </w:tc>
       </w:tr>
       <w:tr>
@@ -6020,7 +5998,11 @@
           <w:tcPr>
             <w:tcW w:w="7648" w:type="dxa"/>
           </w:tcPr>
-          <w:p/>
+          <w:p>
+            <w:r>
+              <w:t xml:space="preserve">These are data structures that aren’t inherently supported by the language but can be implemented in such a way to reflect their functionality. </w:t>
+            </w:r>
+          </w:p>
         </w:tc>
       </w:tr>
     </w:tbl>
@@ -6883,11 +6865,9 @@
             <w:r>
               <w:t xml:space="preserve">uses less planning to focus on quick prototyping to get customer feedback. </w:t>
             </w:r>
-            <w:proofErr w:type="gramStart"/>
-            <w:r>
-              <w:t>It’s</w:t>
-            </w:r>
-            <w:proofErr w:type="gramEnd"/>
+            <w:r>
+              <w:t>Its</w:t>
+            </w:r>
             <w:r>
               <w:t xml:space="preserve"> main principles are adaptability and speed.</w:t>
             </w:r>
@@ -6980,7 +6960,23 @@
           <w:tcPr>
             <w:tcW w:w="8520" w:type="dxa"/>
           </w:tcPr>
-          <w:p/>
+          <w:p>
+            <w:r>
+              <w:t xml:space="preserve">Bug fixing: </w:t>
+            </w:r>
+            <w:r>
+              <w:t xml:space="preserve">Most programs have inbuilt systems that scan the code for syntax </w:t>
+            </w:r>
+            <w:r>
+              <w:t>errors and</w:t>
+            </w:r>
+            <w:r>
+              <w:t xml:space="preserve"> have some form of bug reporting for any problems that occur while running the program. But they cannot help if the problem is an incorrect value</w:t>
+            </w:r>
+            <w:r>
+              <w:t>, meaning you need to check through the code for these issues when they are found. This is why having a bug reporting feature of some kind is helpful</w:t>
+            </w:r>
+          </w:p>
         </w:tc>
       </w:tr>
       <w:tr>
@@ -7012,7 +7008,14 @@
           <w:tcPr>
             <w:tcW w:w="8520" w:type="dxa"/>
           </w:tcPr>
-          <w:p/>
+          <w:p>
+            <w:r>
+              <w:t xml:space="preserve">Performance Optimization: </w:t>
+            </w:r>
+            <w:r>
+              <w:t>Some programs can recognise when code is repeated and recommend modularizing, while in most cases it’s up to the programmers to find the short comings of the programs and find ways to improve the program.</w:t>
+            </w:r>
+          </w:p>
         </w:tc>
       </w:tr>
       <w:tr>
@@ -7044,7 +7047,20 @@
           <w:tcPr>
             <w:tcW w:w="8520" w:type="dxa"/>
           </w:tcPr>
-          <w:p/>
+          <w:p>
+            <w:r>
+              <w:t>Porting</w:t>
+            </w:r>
+            <w:r>
+              <w:t xml:space="preserve">: </w:t>
+            </w:r>
+            <w:r>
+              <w:t xml:space="preserve">Adapting the software to run on a new system. Some languages can compile </w:t>
+            </w:r>
+            <w:r>
+              <w:t>for multiple different platforms. When dealing with a platform that needs to be programmed in a new language it may be possible to convert between the languages or you will need someone to go through and reprogram the code in the new language.</w:t>
+            </w:r>
+          </w:p>
         </w:tc>
       </w:tr>
     </w:tbl>
@@ -7171,6 +7187,7 @@
                 <w:bCs/>
                 <w:color w:val="FFFFFF" w:themeColor="background1"/>
               </w:rPr>
+              <w:lastRenderedPageBreak/>
               <w:t>3</w:t>
             </w:r>
           </w:p>
@@ -7179,7 +7196,11 @@
           <w:tcPr>
             <w:tcW w:w="8520" w:type="dxa"/>
           </w:tcPr>
-          <w:p/>
+          <w:p>
+            <w:r>
+              <w:t>ReactJS</w:t>
+            </w:r>
+          </w:p>
         </w:tc>
       </w:tr>
     </w:tbl>
@@ -7416,23 +7437,7 @@
                 <w:i/>
                 <w:iCs/>
               </w:rPr>
-              <w:t xml:space="preserve">this is the final review prior to development </w:t>
-            </w:r>
-            <w:proofErr w:type="gramStart"/>
-            <w:r>
-              <w:rPr>
-                <w:i/>
-                <w:iCs/>
-              </w:rPr>
-              <w:t>commencing,</w:t>
-            </w:r>
-            <w:proofErr w:type="gramEnd"/>
-            <w:r>
-              <w:rPr>
-                <w:i/>
-                <w:iCs/>
-              </w:rPr>
-              <w:t xml:space="preserve"> this should be undertaken prior to any code being created.</w:t>
+              <w:t>this is the final review prior to development commencing, this should be undertaken prior to any code being created.</w:t>
             </w:r>
           </w:p>
           <w:p/>
@@ -7704,15 +7709,7 @@
     </w:p>
     <w:p>
       <w:r>
-        <w:t xml:space="preserve">Thorough testing must be completed prior to handover to the </w:t>
-      </w:r>
-      <w:proofErr w:type="gramStart"/>
-      <w:r>
-        <w:t>client,</w:t>
-      </w:r>
-      <w:proofErr w:type="gramEnd"/>
-      <w:r>
-        <w:t xml:space="preserve"> this </w:t>
+        <w:t xml:space="preserve">Thorough testing must be completed prior to handover to the client, this </w:t>
       </w:r>
       <w:r>
         <w:t xml:space="preserve">must </w:t>
@@ -7819,7 +7816,6 @@
                 <w:bCs/>
                 <w:color w:val="FFFFFF" w:themeColor="background1"/>
               </w:rPr>
-              <w:lastRenderedPageBreak/>
               <w:t>Main Window</w:t>
             </w:r>
           </w:p>
@@ -8672,6 +8668,7 @@
                 <w:bCs/>
                 <w:color w:val="FFFFFF" w:themeColor="background1"/>
               </w:rPr>
+              <w:lastRenderedPageBreak/>
               <w:t>1</w:t>
             </w:r>
           </w:p>
@@ -8754,7 +8751,6 @@
         <w:pStyle w:val="Heading1"/>
       </w:pPr>
       <w:r>
-        <w:lastRenderedPageBreak/>
         <w:t>Task 5: Review Phase</w:t>
       </w:r>
     </w:p>
@@ -9266,7 +9262,6 @@
                 <w:bCs/>
                 <w:color w:val="FFFFFF" w:themeColor="background1"/>
               </w:rPr>
-              <w:lastRenderedPageBreak/>
               <w:t>Presented to:</w:t>
             </w:r>
           </w:p>
@@ -16485,21 +16480,6 @@
 </file>
 
 <file path=customXml/item2.xml><?xml version="1.0" encoding="utf-8"?>
-<b:Sources xmlns:b="http://schemas.openxmlformats.org/officeDocument/2006/bibliography" xmlns="http://schemas.openxmlformats.org/officeDocument/2006/bibliography" SelectedStyle="\APASixthEditionOfficeOnline.xsl" StyleName="APA" Version="6"/>
-</file>
-
-<file path=customXml/item3.xml><?xml version="1.0" encoding="utf-8"?>
-<p:properties xmlns:p="http://schemas.microsoft.com/office/2006/metadata/properties" xmlns:xsi="http://www.w3.org/2001/XMLSchema-instance" xmlns:pc="http://schemas.microsoft.com/office/infopath/2007/PartnerControls">
-  <documentManagement>
-    <TaxCatchAll xmlns="b4b8d115-9a68-473d-91cb-4bf0d85fa27c" xsi:nil="true"/>
-    <lcf76f155ced4ddcb4097134ff3c332f xmlns="74e575ec-44d9-47a4-ba1b-6ff4edd58a01">
-      <Terms xmlns="http://schemas.microsoft.com/office/infopath/2007/PartnerControls"/>
-    </lcf76f155ced4ddcb4097134ff3c332f>
-  </documentManagement>
-</p:properties>
-</file>
-
-<file path=customXml/item4.xml><?xml version="1.0" encoding="utf-8"?>
 <ct:contentTypeSchema xmlns:ct="http://schemas.microsoft.com/office/2006/metadata/contentType" xmlns:ma="http://schemas.microsoft.com/office/2006/metadata/properties/metaAttributes" ct:_="" ma:_="" ma:contentTypeName="Document" ma:contentTypeID="0x0101006A890B377B9AAE46A481A206C5DFAFCC" ma:contentTypeVersion="17" ma:contentTypeDescription="Create a new document." ma:contentTypeScope="" ma:versionID="6cb6a2330259988fe816cf9cf436db5d">
   <xsd:schema xmlns:xsd="http://www.w3.org/2001/XMLSchema" xmlns:xs="http://www.w3.org/2001/XMLSchema" xmlns:p="http://schemas.microsoft.com/office/2006/metadata/properties" xmlns:ns2="74e575ec-44d9-47a4-ba1b-6ff4edd58a01" xmlns:ns3="b4b8d115-9a68-473d-91cb-4bf0d85fa27c" targetNamespace="http://schemas.microsoft.com/office/2006/metadata/properties" ma:root="true" ma:fieldsID="d23c25e4006ed219cb29376b32db7e6b" ns2:_="" ns3:_="">
     <xsd:import namespace="74e575ec-44d9-47a4-ba1b-6ff4edd58a01"/>
@@ -16748,6 +16728,21 @@
 </ct:contentTypeSchema>
 </file>
 
+<file path=customXml/item3.xml><?xml version="1.0" encoding="utf-8"?>
+<p:properties xmlns:p="http://schemas.microsoft.com/office/2006/metadata/properties" xmlns:xsi="http://www.w3.org/2001/XMLSchema-instance" xmlns:pc="http://schemas.microsoft.com/office/infopath/2007/PartnerControls">
+  <documentManagement>
+    <TaxCatchAll xmlns="b4b8d115-9a68-473d-91cb-4bf0d85fa27c" xsi:nil="true"/>
+    <lcf76f155ced4ddcb4097134ff3c332f xmlns="74e575ec-44d9-47a4-ba1b-6ff4edd58a01">
+      <Terms xmlns="http://schemas.microsoft.com/office/infopath/2007/PartnerControls"/>
+    </lcf76f155ced4ddcb4097134ff3c332f>
+  </documentManagement>
+</p:properties>
+</file>
+
+<file path=customXml/item4.xml><?xml version="1.0" encoding="utf-8"?>
+<b:Sources xmlns:b="http://schemas.openxmlformats.org/officeDocument/2006/bibliography" xmlns="http://schemas.openxmlformats.org/officeDocument/2006/bibliography" SelectedStyle="\APASixthEditionOfficeOnline.xsl" StyleName="APA" Version="6"/>
+</file>
+
 <file path=customXml/itemProps1.xml><?xml version="1.0" encoding="utf-8"?>
 <ds:datastoreItem xmlns:ds="http://schemas.openxmlformats.org/officeDocument/2006/customXml" ds:itemID="{A80EEEA6-436B-49D9-8C20-9336E244E8CE}">
   <ds:schemaRefs>
@@ -16757,9 +16752,20 @@
 </file>
 
 <file path=customXml/itemProps2.xml><?xml version="1.0" encoding="utf-8"?>
-<ds:datastoreItem xmlns:ds="http://schemas.openxmlformats.org/officeDocument/2006/customXml" ds:itemID="{E89010CE-B60A-467F-BBBF-3ACED7FD0323}">
+<ds:datastoreItem xmlns:ds="http://schemas.openxmlformats.org/officeDocument/2006/customXml" ds:itemID="{F6340865-2999-4C77-8BBD-DE573C6EB409}">
   <ds:schemaRefs>
-    <ds:schemaRef ds:uri="http://schemas.openxmlformats.org/officeDocument/2006/bibliography"/>
+    <ds:schemaRef ds:uri="http://schemas.microsoft.com/office/2006/metadata/contentType"/>
+    <ds:schemaRef ds:uri="http://schemas.microsoft.com/office/2006/metadata/properties/metaAttributes"/>
+    <ds:schemaRef ds:uri="http://www.w3.org/2001/XMLSchema"/>
+    <ds:schemaRef ds:uri="http://schemas.microsoft.com/office/2006/metadata/properties"/>
+    <ds:schemaRef ds:uri="74e575ec-44d9-47a4-ba1b-6ff4edd58a01"/>
+    <ds:schemaRef ds:uri="b4b8d115-9a68-473d-91cb-4bf0d85fa27c"/>
+    <ds:schemaRef ds:uri="http://schemas.microsoft.com/office/2006/documentManagement/types"/>
+    <ds:schemaRef ds:uri="http://schemas.microsoft.com/office/infopath/2007/PartnerControls"/>
+    <ds:schemaRef ds:uri="http://schemas.openxmlformats.org/package/2006/metadata/core-properties"/>
+    <ds:schemaRef ds:uri="http://purl.org/dc/elements/1.1/"/>
+    <ds:schemaRef ds:uri="http://purl.org/dc/terms/"/>
+    <ds:schemaRef ds:uri="http://schemas.microsoft.com/internal/obd"/>
   </ds:schemaRefs>
 </ds:datastoreItem>
 </file>
@@ -16776,20 +16782,9 @@
 </file>
 
 <file path=customXml/itemProps4.xml><?xml version="1.0" encoding="utf-8"?>
-<ds:datastoreItem xmlns:ds="http://schemas.openxmlformats.org/officeDocument/2006/customXml" ds:itemID="{F6340865-2999-4C77-8BBD-DE573C6EB409}">
+<ds:datastoreItem xmlns:ds="http://schemas.openxmlformats.org/officeDocument/2006/customXml" ds:itemID="{E89010CE-B60A-467F-BBBF-3ACED7FD0323}">
   <ds:schemaRefs>
-    <ds:schemaRef ds:uri="http://schemas.microsoft.com/office/2006/metadata/contentType"/>
-    <ds:schemaRef ds:uri="http://schemas.microsoft.com/office/2006/metadata/properties/metaAttributes"/>
-    <ds:schemaRef ds:uri="http://www.w3.org/2001/XMLSchema"/>
-    <ds:schemaRef ds:uri="http://schemas.microsoft.com/office/2006/metadata/properties"/>
-    <ds:schemaRef ds:uri="74e575ec-44d9-47a4-ba1b-6ff4edd58a01"/>
-    <ds:schemaRef ds:uri="b4b8d115-9a68-473d-91cb-4bf0d85fa27c"/>
-    <ds:schemaRef ds:uri="http://schemas.microsoft.com/office/2006/documentManagement/types"/>
-    <ds:schemaRef ds:uri="http://schemas.microsoft.com/office/infopath/2007/PartnerControls"/>
-    <ds:schemaRef ds:uri="http://schemas.openxmlformats.org/package/2006/metadata/core-properties"/>
-    <ds:schemaRef ds:uri="http://purl.org/dc/elements/1.1/"/>
-    <ds:schemaRef ds:uri="http://purl.org/dc/terms/"/>
-    <ds:schemaRef ds:uri="http://schemas.microsoft.com/internal/obd"/>
+    <ds:schemaRef ds:uri="http://schemas.openxmlformats.org/officeDocument/2006/bibliography"/>
   </ds:schemaRefs>
 </ds:datastoreItem>
 </file>
--- a/Assessment Task One V.1.1_2025(2).docx
+++ b/Assessment Task One V.1.1_2025(2).docx
@@ -3244,17 +3244,9 @@
                 <w:i/>
                 <w:iCs/>
               </w:rPr>
-              <w:t xml:space="preserve">Hint: </w:t>
-            </w:r>
-            <w:r>
-              <w:rPr>
-                <w:i/>
-                <w:iCs/>
-              </w:rPr>
-              <w:t>how would these features integrate with the requirements given</w:t>
-            </w:r>
-          </w:p>
-          <w:p/>
+              <w:t xml:space="preserve">Having diverse protocol support and data normalization are both useful in collecting and storing the incoming information from the large number of differing sensors. The collaboration and consultation are useful for the customer and the supplier as having a method to easily report problems allows for faster reaction times to any errors, while also allowing external teams to better coordinate with the main development team. </w:t>
+            </w:r>
+          </w:p>
         </w:tc>
         <w:tc>
           <w:tcPr>
@@ -3323,6 +3315,7 @@
           </w:tcPr>
           <w:p>
             <w:r>
+              <w:lastRenderedPageBreak/>
               <w:t>Planning: Defining project objectives</w:t>
             </w:r>
             <w:r>
@@ -3334,6 +3327,9 @@
             <w:r>
               <w:t>; and agreed upon with the client</w:t>
             </w:r>
+            <w:r>
+              <w:t>. Important as it shapes the whole future development process, and the requirements that are in place to complete the project.</w:t>
+            </w:r>
           </w:p>
           <w:p>
             <w:r>
@@ -3342,6 +3338,12 @@
             <w:r>
               <w:t xml:space="preserve"> by the developers</w:t>
             </w:r>
+            <w:r>
+              <w:t xml:space="preserve"> based upon the planning stages documentation. </w:t>
+            </w:r>
+            <w:r>
+              <w:t>The stage where the program is developed, without this stage you wouldn’t have a program.</w:t>
+            </w:r>
           </w:p>
           <w:p>
             <w:r>
@@ -3350,6 +3352,9 @@
             <w:r>
               <w:t xml:space="preserve"> for bugs or defects</w:t>
             </w:r>
+            <w:r>
+              <w:t>, then any problems are solved. This step is important for ensuring the program is functioning as intended and that there aren’t any problems that were missed during development.</w:t>
+            </w:r>
           </w:p>
           <w:p>
             <w:r>
@@ -3366,6 +3371,9 @@
             </w:r>
             <w:r>
               <w:t xml:space="preserve"> is implemented</w:t>
+            </w:r>
+            <w:r>
+              <w:t>. Used to ensure continued functionality of the project after release, ensuring any new problems that arise can be quashed.</w:t>
             </w:r>
           </w:p>
         </w:tc>
@@ -3377,7 +3385,6 @@
         <w:pStyle w:val="Heading3"/>
       </w:pPr>
       <w:r>
-        <w:lastRenderedPageBreak/>
         <w:t xml:space="preserve">1.3.2 </w:t>
       </w:r>
       <w:r>
@@ -3685,25 +3692,17 @@
           </w:tcPr>
           <w:p>
             <w:r>
-              <w:rPr>
-                <w:b/>
-                <w:bCs/>
-                <w:i/>
-                <w:iCs/>
-              </w:rPr>
-              <w:t xml:space="preserve">Hint: </w:t>
-            </w:r>
-            <w:r>
-              <w:rPr>
-                <w:i/>
-                <w:iCs/>
-              </w:rPr>
-              <w:t>explain how they relate to the requirements currently expected and how the methodology supports the application to be developed.</w:t>
-            </w:r>
-          </w:p>
-          <w:p>
-            <w:r>
-              <w:t>With my understanding of the above SDLC Methodologies I believe the Waterfall methodology to be the best method for the current requirements.</w:t>
+              <w:lastRenderedPageBreak/>
+              <w:t xml:space="preserve">With my understanding of the above SDLC Methodologies I believe the </w:t>
+            </w:r>
+            <w:r>
+              <w:t xml:space="preserve">Agile methodology will be most suited to the clients demands as it allows for quick development </w:t>
+            </w:r>
+            <w:r>
+              <w:t xml:space="preserve">the client wants, that helps prevent bugs. It also </w:t>
+            </w:r>
+            <w:r>
+              <w:t>allows for a high level of collaboration with the client throughout the development process.</w:t>
             </w:r>
           </w:p>
         </w:tc>
@@ -3793,7 +3792,6 @@
         <w:pStyle w:val="Heading3"/>
       </w:pPr>
       <w:r>
-        <w:lastRenderedPageBreak/>
         <w:t xml:space="preserve">1.3.5 </w:t>
       </w:r>
       <w:r>
@@ -4167,7 +4165,6 @@
           </w:tcPr>
           <w:p>
             <w:r>
-              <w:lastRenderedPageBreak/>
               <w:t>Automated Pipelines</w:t>
             </w:r>
           </w:p>
@@ -4271,6 +4268,9 @@
             <w:r>
               <w:t>Standards are important as they allow different coders to easily understand each other’s work, as well as preventing confusion over the purpose of the code you are looking at, even if you were the person who wrote the code.</w:t>
             </w:r>
+            <w:r>
+              <w:t xml:space="preserve"> These conventions of programming also allow multiple people to work together on the same project, using agreed upon standards which allow for them to work together smoothly.</w:t>
+            </w:r>
           </w:p>
         </w:tc>
       </w:tr>
@@ -4325,6 +4325,9 @@
           </w:p>
           <w:p>
             <w:r>
+              <w:t xml:space="preserve">User </w:t>
+            </w:r>
+            <w:r>
               <w:t>Documentation: provides an overview of the codes purpose</w:t>
             </w:r>
             <w:r>
@@ -4373,6 +4376,7 @@
           </w:tcPr>
           <w:p>
             <w:r>
+              <w:lastRenderedPageBreak/>
               <w:t xml:space="preserve">Define project objectives: what the project is intended to do; SMART, </w:t>
             </w:r>
             <w:r>
@@ -4451,8 +4455,13 @@
           </w:tcPr>
           <w:p>
             <w:r>
-              <w:lastRenderedPageBreak/>
-              <w:t>Activities are the main task type in a project, with critical activities being the activities that form the longest time requirement from the start till the end of a project.</w:t>
+              <w:t>Activities are the main task type in a project, with critical activities being the activities that form the longest time requirement</w:t>
+            </w:r>
+            <w:r>
+              <w:t xml:space="preserve"> chain</w:t>
+            </w:r>
+            <w:r>
+              <w:t xml:space="preserve"> from the start till the end of a project.</w:t>
             </w:r>
           </w:p>
         </w:tc>
@@ -4975,7 +4984,6 @@
         <w:pStyle w:val="Heading1"/>
       </w:pPr>
       <w:r>
-        <w:lastRenderedPageBreak/>
         <w:t>Task 2</w:t>
       </w:r>
       <w:r>
@@ -5319,6 +5327,7 @@
         </w:numPr>
       </w:pPr>
       <w:r>
+        <w:lastRenderedPageBreak/>
         <w:t xml:space="preserve">Files must be loaded </w:t>
       </w:r>
       <w:r>
@@ -5506,7 +5515,6 @@
         </w:numPr>
       </w:pPr>
       <w:r>
-        <w:lastRenderedPageBreak/>
         <w:t xml:space="preserve">External documentation must be generated </w:t>
       </w:r>
       <w:r>
@@ -5841,6 +5849,7 @@
           </w:tcPr>
           <w:p>
             <w:r>
+              <w:lastRenderedPageBreak/>
               <w:t>Tree</w:t>
             </w:r>
           </w:p>
@@ -6128,7 +6137,7 @@
           </w:p>
           <w:p>
             <w:r>
-              <w:t>Hash table</w:t>
+              <w:t xml:space="preserve">Array: </w:t>
             </w:r>
           </w:p>
           <w:p>
@@ -6200,7 +6209,10 @@
           </w:tcPr>
           <w:p>
             <w:r>
-              <w:t>Input parameters are the data that goes into the algorithm while outputs are the results the algorithm produces based on its inputs</w:t>
+              <w:t xml:space="preserve">Input parameters are </w:t>
+            </w:r>
+            <w:r>
+              <w:t>the constraints placed on the data that can go into a system, for example a simple calculator would have input constraints that only allow numerical inputs. While output parameters control the type of data a program can output.</w:t>
             </w:r>
           </w:p>
         </w:tc>
@@ -6235,7 +6247,11 @@
           <w:tcPr>
             <w:tcW w:w="9628" w:type="dxa"/>
           </w:tcPr>
-          <w:p/>
+          <w:p>
+            <w:r>
+              <w:t>The importance of parameters is that they allow you to control the data that you let into your programs, preventing problems arising from incorrect data breaking your program.</w:t>
+            </w:r>
+          </w:p>
         </w:tc>
       </w:tr>
     </w:tbl>
@@ -6245,6 +6261,7 @@
         <w:pStyle w:val="Heading2"/>
       </w:pPr>
       <w:r>
+        <w:lastRenderedPageBreak/>
         <w:t xml:space="preserve">2.3 </w:t>
       </w:r>
       <w:r>
@@ -6713,7 +6730,6 @@
                 <w:i/>
                 <w:iCs/>
               </w:rPr>
-              <w:lastRenderedPageBreak/>
               <w:t>Hint</w:t>
             </w:r>
             <w:r>
@@ -6974,7 +6990,11 @@
               <w:t xml:space="preserve"> have some form of bug reporting for any problems that occur while running the program. But they cannot help if the problem is an incorrect value</w:t>
             </w:r>
             <w:r>
-              <w:t>, meaning you need to check through the code for these issues when they are found. This is why having a bug reporting feature of some kind is helpful</w:t>
+              <w:t xml:space="preserve">, meaning you need to check </w:t>
+            </w:r>
+            <w:r>
+              <w:lastRenderedPageBreak/>
+              <w:t>through the code for these issues when they are found. This is why having a bug reporting feature of some kind is helpful</w:t>
             </w:r>
           </w:p>
         </w:tc>
@@ -7000,6 +7020,7 @@
                 <w:bCs/>
                 <w:color w:val="FFFFFF" w:themeColor="background1"/>
               </w:rPr>
+              <w:lastRenderedPageBreak/>
               <w:t>2</w:t>
             </w:r>
           </w:p>
@@ -7187,7 +7208,6 @@
                 <w:bCs/>
                 <w:color w:val="FFFFFF" w:themeColor="background1"/>
               </w:rPr>
-              <w:lastRenderedPageBreak/>
               <w:t>3</w:t>
             </w:r>
           </w:p>
@@ -7539,6 +7559,7 @@
         <w:pStyle w:val="Heading1"/>
       </w:pPr>
       <w:r>
+        <w:lastRenderedPageBreak/>
         <w:t>Task 3: Development Phase</w:t>
       </w:r>
     </w:p>
@@ -8668,7 +8689,6 @@
                 <w:bCs/>
                 <w:color w:val="FFFFFF" w:themeColor="background1"/>
               </w:rPr>
-              <w:lastRenderedPageBreak/>
               <w:t>1</w:t>
             </w:r>
           </w:p>
@@ -8976,6 +8996,7 @@
                 <w:bCs/>
                 <w:color w:val="FFFFFF" w:themeColor="background1"/>
               </w:rPr>
+              <w:lastRenderedPageBreak/>
               <w:t>Limitation</w:t>
             </w:r>
           </w:p>
@@ -16471,12 +16492,14 @@
 </file>
 
 <file path=customXml/item1.xml><?xml version="1.0" encoding="utf-8"?>
-<?mso-contentType ?>
-<FormTemplates xmlns="http://schemas.microsoft.com/sharepoint/v3/contenttype/forms">
-  <Display>DocumentLibraryForm</Display>
-  <Edit>DocumentLibraryForm</Edit>
-  <New>DocumentLibraryForm</New>
-</FormTemplates>
+<p:properties xmlns:p="http://schemas.microsoft.com/office/2006/metadata/properties" xmlns:xsi="http://www.w3.org/2001/XMLSchema-instance" xmlns:pc="http://schemas.microsoft.com/office/infopath/2007/PartnerControls">
+  <documentManagement>
+    <TaxCatchAll xmlns="b4b8d115-9a68-473d-91cb-4bf0d85fa27c" xsi:nil="true"/>
+    <lcf76f155ced4ddcb4097134ff3c332f xmlns="74e575ec-44d9-47a4-ba1b-6ff4edd58a01">
+      <Terms xmlns="http://schemas.microsoft.com/office/infopath/2007/PartnerControls"/>
+    </lcf76f155ced4ddcb4097134ff3c332f>
+  </documentManagement>
+</p:properties>
 </file>
 
 <file path=customXml/item2.xml><?xml version="1.0" encoding="utf-8"?>
@@ -16729,14 +16752,12 @@
 </file>
 
 <file path=customXml/item3.xml><?xml version="1.0" encoding="utf-8"?>
-<p:properties xmlns:p="http://schemas.microsoft.com/office/2006/metadata/properties" xmlns:xsi="http://www.w3.org/2001/XMLSchema-instance" xmlns:pc="http://schemas.microsoft.com/office/infopath/2007/PartnerControls">
-  <documentManagement>
-    <TaxCatchAll xmlns="b4b8d115-9a68-473d-91cb-4bf0d85fa27c" xsi:nil="true"/>
-    <lcf76f155ced4ddcb4097134ff3c332f xmlns="74e575ec-44d9-47a4-ba1b-6ff4edd58a01">
-      <Terms xmlns="http://schemas.microsoft.com/office/infopath/2007/PartnerControls"/>
-    </lcf76f155ced4ddcb4097134ff3c332f>
-  </documentManagement>
-</p:properties>
+<?mso-contentType ?>
+<FormTemplates xmlns="http://schemas.microsoft.com/sharepoint/v3/contenttype/forms">
+  <Display>DocumentLibraryForm</Display>
+  <Edit>DocumentLibraryForm</Edit>
+  <New>DocumentLibraryForm</New>
+</FormTemplates>
 </file>
 
 <file path=customXml/item4.xml><?xml version="1.0" encoding="utf-8"?>
@@ -16744,9 +16765,12 @@
 </file>
 
 <file path=customXml/itemProps1.xml><?xml version="1.0" encoding="utf-8"?>
-<ds:datastoreItem xmlns:ds="http://schemas.openxmlformats.org/officeDocument/2006/customXml" ds:itemID="{A80EEEA6-436B-49D9-8C20-9336E244E8CE}">
+<ds:datastoreItem xmlns:ds="http://schemas.openxmlformats.org/officeDocument/2006/customXml" ds:itemID="{DE34826B-69CA-4F73-92F8-D6287CBB69AF}">
   <ds:schemaRefs>
-    <ds:schemaRef ds:uri="http://schemas.microsoft.com/sharepoint/v3/contenttype/forms"/>
+    <ds:schemaRef ds:uri="http://schemas.microsoft.com/office/2006/metadata/properties"/>
+    <ds:schemaRef ds:uri="http://schemas.microsoft.com/office/infopath/2007/PartnerControls"/>
+    <ds:schemaRef ds:uri="b4b8d115-9a68-473d-91cb-4bf0d85fa27c"/>
+    <ds:schemaRef ds:uri="74e575ec-44d9-47a4-ba1b-6ff4edd58a01"/>
   </ds:schemaRefs>
 </ds:datastoreItem>
 </file>
@@ -16771,12 +16795,9 @@
 </file>
 
 <file path=customXml/itemProps3.xml><?xml version="1.0" encoding="utf-8"?>
-<ds:datastoreItem xmlns:ds="http://schemas.openxmlformats.org/officeDocument/2006/customXml" ds:itemID="{DE34826B-69CA-4F73-92F8-D6287CBB69AF}">
+<ds:datastoreItem xmlns:ds="http://schemas.openxmlformats.org/officeDocument/2006/customXml" ds:itemID="{A80EEEA6-436B-49D9-8C20-9336E244E8CE}">
   <ds:schemaRefs>
-    <ds:schemaRef ds:uri="http://schemas.microsoft.com/office/2006/metadata/properties"/>
-    <ds:schemaRef ds:uri="http://schemas.microsoft.com/office/infopath/2007/PartnerControls"/>
-    <ds:schemaRef ds:uri="b4b8d115-9a68-473d-91cb-4bf0d85fa27c"/>
-    <ds:schemaRef ds:uri="74e575ec-44d9-47a4-ba1b-6ff4edd58a01"/>
+    <ds:schemaRef ds:uri="http://schemas.microsoft.com/sharepoint/v3/contenttype/forms"/>
   </ds:schemaRefs>
 </ds:datastoreItem>
 </file>
